--- a/_inbox/PDI/08-arquitetura-documentada/atividade-4/7-apresentacao/pdi-arquitetura-documentada-a4.docx
+++ b/_inbox/PDI/08-arquitetura-documentada/atividade-4/7-apresentacao/pdi-arquitetura-documentada-a4.docx
@@ -24,7 +24,7 @@
           <w:b/>
           <w:sz w:val="46"/>
         </w:rPr>
-        <w:t>Catalogo de Servicos e Ownership com Matriz de Responsabilidade</w:t>
+        <w:t>Catálogo de Serviços e Ownership com Matriz de Responsabilidade</w:t>
       </w:r>
     </w:p>
     <w:p>
@@ -36,7 +36,7 @@
           <w:color w:val="6B7A8A"/>
           <w:sz w:val="24"/>
         </w:rPr>
-        <w:t>Documento Tecnico de PDI</w:t>
+        <w:t>Documento Técnico de PDI</w:t>
       </w:r>
     </w:p>
     <w:p>
@@ -72,7 +72,7 @@
           <w:color w:val="495560"/>
           <w:sz w:val="22"/>
         </w:rPr>
-        <w:t>Area: Automacao &amp; Infraestrutura</w:t>
+        <w:t>Área: Automação &amp; Infraestrutura</w:t>
         <w:br/>
       </w:r>
       <w:r>
@@ -102,7 +102,7 @@
     </w:p>
     <w:p>
       <w:r>
-        <w:t>Worker quebrava de madrugada e ninguem sabia quem acordar: sistema sem dono, cada peca com um talvez o fulano saiba. Matriz declara dono, suplente e escala para as 6 pecas do orquestrador.</w:t>
+        <w:t>Worker quebrava de madrugada e ninguém sabia quem acordar: sistema sem dono, cada peça com um talvez o fulano saiba. Matriz declara dono, suplente e escala para as 6 peças do orquestrador.</w:t>
       </w:r>
     </w:p>
     <w:p>
@@ -113,7 +113,7 @@
         <w:rPr>
           <w:color w:val="8B1E1E"/>
         </w:rPr>
-        <w:t>2. Diagnostico</w:t>
+        <w:t>2. Diagnóstico</w:t>
       </w:r>
     </w:p>
     <w:tbl>
@@ -155,7 +155,7 @@
           </w:tcPr>
           <w:p>
             <w:r>
-              <w:t>Ninguem sabe quem acordar</w:t>
+              <w:t>Ninguém sabe quem acordar</w:t>
             </w:r>
           </w:p>
         </w:tc>
@@ -165,7 +165,7 @@
           </w:tcPr>
           <w:p>
             <w:r>
-              <w:t>Peca sem dono declarado</w:t>
+              <w:t>Peça sem dono declarado</w:t>
             </w:r>
           </w:p>
         </w:tc>
@@ -177,7 +177,7 @@
           </w:tcPr>
           <w:p>
             <w:r>
-              <w:t>Ferias viram incidente</w:t>
+              <w:t>Férias viram incidente</w:t>
             </w:r>
           </w:p>
         </w:tc>
@@ -187,7 +187,7 @@
           </w:tcPr>
           <w:p>
             <w:r>
-              <w:t>Peca sem suplente testado</w:t>
+              <w:t>Peça sem suplente testado</w:t>
             </w:r>
           </w:p>
         </w:tc>
@@ -199,7 +199,7 @@
           </w:tcPr>
           <w:p>
             <w:r>
-              <w:t>Saida apaga historia</w:t>
+              <w:t>Saída apaga história</w:t>
             </w:r>
           </w:p>
         </w:tc>
@@ -209,7 +209,7 @@
           </w:tcPr>
           <w:p>
             <w:r>
-              <w:t>Ownership so na memoria</w:t>
+              <w:t>Ownership só na memória</w:t>
             </w:r>
           </w:p>
         </w:tc>
@@ -223,12 +223,12 @@
         <w:rPr>
           <w:color w:val="8B1E1E"/>
         </w:rPr>
-        <w:t>3. Solucao</w:t>
+        <w:t>3. Solução</w:t>
       </w:r>
     </w:p>
     <w:p>
       <w:r>
-        <w:t>Catalogo em catalog-info.yaml padrao Backstage, matriz de responsabilidade das 6 pecas e roda de ownership semanal com escala em 15 minutos. Dono e pessoa com nome, nunca o time.</w:t>
+        <w:t>Catálogo em catalog-info.yaml padrão Backstage, matriz de responsabilidade das 6 peças e roda de ownership semanal com escala em 15 minutos. Dono e pessoa com nome, nunca o time.</w:t>
       </w:r>
     </w:p>
     <w:p>
@@ -239,7 +239,7 @@
         <w:t xml:space="preserve">Nota: </w:t>
       </w:r>
       <w:r>
-        <w:t>Formato Backstage mesmo sem portal rodando: migracao zero no futuro.</w:t>
+        <w:t>Formato Backstage mesmo sem portal rodando: migração zero no futuro.</w:t>
       </w:r>
     </w:p>
     <w:p>
@@ -271,7 +271,7 @@
           </w:tcPr>
           <w:p>
             <w:r>
-              <w:t>Peca</w:t>
+              <w:t>Peça</w:t>
             </w:r>
           </w:p>
         </w:tc>
@@ -441,7 +441,7 @@
           </w:tcPr>
           <w:p>
             <w:r>
-              <w:t>Gestor de trafego</w:t>
+              <w:t>Gestor de tráfego</w:t>
             </w:r>
           </w:p>
         </w:tc>
@@ -548,7 +548,7 @@
         <w:rPr>
           <w:color w:val="8B1E1E"/>
         </w:rPr>
-        <w:t>6. Metricas e proximos passos</w:t>
+        <w:t>6. Métricas e próximos passos</w:t>
       </w:r>
     </w:p>
     <w:tbl>
@@ -569,7 +569,7 @@
           </w:tcPr>
           <w:p>
             <w:r>
-              <w:t>Metrica</w:t>
+              <w:t>Métrica</w:t>
             </w:r>
           </w:p>
         </w:tc>
@@ -633,7 +633,7 @@
           </w:tcPr>
           <w:p>
             <w:r>
-              <w:t>Pecas sem suplente</w:t>
+              <w:t>Peças sem suplente</w:t>
             </w:r>
           </w:p>
         </w:tc>
@@ -693,7 +693,7 @@
     </w:tbl>
     <w:p>
       <w:r>
-        <w:t>Proximos passos: subir YAML por sistema, definir dono e suplente na reuniao do squad, revisao trimestral.</w:t>
+        <w:t>Próximos passos: subir YAML por sistema, definir dono e suplente na reunião do squad, revisão trimestral.</w:t>
       </w:r>
     </w:p>
     <w:sectPr>
